--- a/lessons/3-7/downloads/reveal/teacher/3.7-session-2-prerequisite-practice-b.docx
+++ b/lessons/3-7/downloads/reveal/teacher/3.7-session-2-prerequisite-practice-b.docx
@@ -15,10 +15,28 @@
         <w:rPr>
           <w:rFonts w:ascii="Avenir Next" w:hAnsi="Avenir Next" w:cs="Avenir Next" w:eastAsia="Avenir Next"/>
           <w:color w:val="1A1A1A"/>
+          <w:sz w:val="22"/>
+          <w:szCs w:val="20"/>
+        </w:rPr>
+        <w:t xml:space="preserve">Name</w:t>
+      </w:r>
+      <w:r>
+        <w:rPr>
+          <w:rFonts w:ascii="Avenir Next" w:hAnsi="Avenir Next" w:cs="Avenir Next" w:eastAsia="Avenir Next"/>
+          <w:color w:val="1A1A1A"/>
           <w:sz w:val="20"/>
           <w:szCs w:val="20"/>
         </w:rPr>
-        <w:t xml:space="preserve">Name</w:t>
+        <w:tab/>
+      </w:r>
+      <w:r>
+        <w:rPr>
+          <w:rFonts w:ascii="Avenir Next" w:hAnsi="Avenir Next" w:cs="Avenir Next" w:eastAsia="Avenir Next"/>
+          <w:color w:val="1A1A1A"/>
+          <w:sz w:val="22"/>
+          <w:szCs w:val="20"/>
+        </w:rPr>
+        <w:t xml:space="preserve">   Date</w:t>
       </w:r>
       <w:r>
         <w:rPr>
@@ -33,25 +51,7 @@
         <w:rPr>
           <w:rFonts w:ascii="Avenir Next" w:hAnsi="Avenir Next" w:cs="Avenir Next" w:eastAsia="Avenir Next"/>
           <w:color w:val="1A1A1A"/>
-          <w:sz w:val="20"/>
-          <w:szCs w:val="20"/>
-        </w:rPr>
-        <w:t xml:space="preserve">   Date</w:t>
-      </w:r>
-      <w:r>
-        <w:rPr>
-          <w:rFonts w:ascii="Avenir Next" w:hAnsi="Avenir Next" w:cs="Avenir Next" w:eastAsia="Avenir Next"/>
-          <w:color w:val="1A1A1A"/>
-          <w:sz w:val="20"/>
-          <w:szCs w:val="20"/>
-        </w:rPr>
-        <w:tab/>
-      </w:r>
-      <w:r>
-        <w:rPr>
-          <w:rFonts w:ascii="Avenir Next" w:hAnsi="Avenir Next" w:cs="Avenir Next" w:eastAsia="Avenir Next"/>
-          <w:color w:val="1A1A1A"/>
-          <w:sz w:val="20"/>
+          <w:sz w:val="22"/>
           <w:szCs w:val="20"/>
         </w:rPr>
         <w:t xml:space="preserve">   Period</w:t>
@@ -78,7 +78,7 @@
           <w:caps/>
           <w:color w:val="003A70"/>
           <w:spacing w:val="12"/>
-          <w:sz w:val="19"/>
+          <w:sz w:val="22"/>
           <w:szCs w:val="19"/>
         </w:rPr>
         <w:t xml:space="preserve">Lesson 3-7  ·  Session 2  ·  Prerequisite Practice B  ·  Skill 1 of 2</w:t>
@@ -86,6 +86,7 @@
     </w:p>
     <w:p>
       <w:pPr>
+        <w:pStyle w:val="Heading1"/>
         <w:keepNext/>
         <w:spacing w:before="0" w:after="10" w:line="240" w:lineRule="auto"/>
       </w:pPr>
@@ -111,7 +112,7 @@
         <w:rPr>
           <w:rFonts w:ascii="Avenir Next" w:hAnsi="Avenir Next" w:cs="Avenir Next" w:eastAsia="Avenir Next"/>
           <w:color w:val="5A5F66"/>
-          <w:sz w:val="17"/>
+          <w:sz w:val="22"/>
           <w:szCs w:val="17"/>
         </w:rPr>
         <w:t xml:space="preserve">Builds on Lesson 3-7 Session 1 · 6.RP.A.3d</w:t>
@@ -154,6 +155,7 @@
           </w:tcPr>
           <w:p>
             <w:pPr>
+              <w:pStyle w:val="Heading2"/>
               <w:spacing w:before="0" w:after="0" w:line="252" w:lineRule="auto"/>
             </w:pPr>
             <w:r>
@@ -183,7 +185,7 @@
               <w:rPr>
                 <w:rFonts w:ascii="Avenir Next" w:hAnsi="Avenir Next" w:cs="Avenir Next" w:eastAsia="Avenir Next"/>
                 <w:color w:val="1A1A1A"/>
-                <w:sz w:val="20"/>
+                <w:sz w:val="22"/>
                 <w:szCs w:val="20"/>
               </w:rPr>
               <w:t xml:space="preserve">You will change a 66 lb dog to kilograms before you find the dose.</w:t>
@@ -203,6 +205,7 @@
           </w:tcPr>
           <w:p>
             <w:pPr>
+              <w:pStyle w:val="Heading2"/>
               <w:spacing w:before="0" w:after="0" w:line="252" w:lineRule="auto"/>
             </w:pPr>
             <w:r>
@@ -232,7 +235,7 @@
               <w:rPr>
                 <w:rFonts w:ascii="Avenir Next" w:hAnsi="Avenir Next" w:cs="Avenir Next" w:eastAsia="Avenir Next"/>
                 <w:color w:val="1A1A1A"/>
-                <w:sz w:val="20"/>
+                <w:sz w:val="22"/>
                 <w:szCs w:val="20"/>
               </w:rPr>
               <w:t xml:space="preserve">Convert between systems, like 20 kg ≈ 44 lb.  </w:t>
@@ -242,7 +245,7 @@
                 <w:rFonts w:ascii="Avenir Next" w:hAnsi="Avenir Next" w:cs="Avenir Next" w:eastAsia="Avenir Next"/>
                 <w:b/>
                 <w:color w:val="1A1A1A"/>
-                <w:sz w:val="20"/>
+                <w:sz w:val="22"/>
                 <w:szCs w:val="20"/>
               </w:rPr>
               <w:t xml:space="preserve">You will use it in Practice Form A, problems 2 and 6.</w:t>
@@ -253,6 +256,7 @@
     </w:tbl>
     <w:p>
       <w:pPr>
+        <w:pStyle w:val="Heading2"/>
         <w:keepNext/>
         <w:pBdr>
           <w:bottom w:val="single" w:sz="8" w:space="3" w:color="003A70"/>
@@ -268,7 +272,7 @@
           <w:b/>
           <w:color w:val="003A70"/>
           <w:spacing w:val="14"/>
-          <w:sz w:val="19"/>
+          <w:sz w:val="22"/>
           <w:szCs w:val="19"/>
         </w:rPr>
         <w:t xml:space="preserve">STEPS TO FOLLOW</w:t>
@@ -287,7 +291,7 @@
           <w:rFonts w:ascii="Avenir Next" w:hAnsi="Avenir Next" w:cs="Avenir Next" w:eastAsia="Avenir Next"/>
           <w:i/>
           <w:color w:val="5A5F66"/>
-          <w:sz w:val="17"/>
+          <w:sz w:val="22"/>
           <w:szCs w:val="17"/>
         </w:rPr>
         <w:t xml:space="preserve">use these same steps on every problem</w:t>
@@ -329,6 +333,7 @@
           </w:tcPr>
           <w:p>
             <w:pPr>
+              <w:pStyle w:val="Heading1"/>
               <w:spacing w:before="0" w:after="0" w:line="240" w:lineRule="auto"/>
               <w:jc w:val="center"/>
             </w:pPr>
@@ -358,7 +363,7 @@
                 <w:rFonts w:ascii="Avenir Next" w:hAnsi="Avenir Next" w:cs="Avenir Next" w:eastAsia="Avenir Next"/>
                 <w:b/>
                 <w:color w:val="1A1A1A"/>
-                <w:sz w:val="21"/>
+                <w:sz w:val="22"/>
                 <w:szCs w:val="21"/>
               </w:rPr>
               <w:t xml:space="preserve">Find</w:t>
@@ -367,7 +372,7 @@
               <w:rPr>
                 <w:rFonts w:ascii="Avenir Next" w:hAnsi="Avenir Next" w:cs="Avenir Next" w:eastAsia="Avenir Next"/>
                 <w:color w:val="1A1A1A"/>
-                <w:sz w:val="21"/>
+                <w:sz w:val="22"/>
                 <w:szCs w:val="21"/>
               </w:rPr>
               <w:t xml:space="preserve"> the fact, like 1 kg ≈ 2.2 lb.</w:t>
@@ -386,6 +391,7 @@
           </w:tcPr>
           <w:p>
             <w:pPr>
+              <w:pStyle w:val="Heading1"/>
               <w:spacing w:before="0" w:after="0" w:line="240" w:lineRule="auto"/>
               <w:jc w:val="center"/>
             </w:pPr>
@@ -414,7 +420,7 @@
               <w:rPr>
                 <w:rFonts w:ascii="Avenir Next" w:hAnsi="Avenir Next" w:cs="Avenir Next" w:eastAsia="Avenir Next"/>
                 <w:color w:val="1A1A1A"/>
-                <w:sz w:val="21"/>
+                <w:sz w:val="22"/>
                 <w:szCs w:val="21"/>
               </w:rPr>
               <w:t xml:space="preserve">New unit smaller? </w:t>
@@ -424,7 +430,7 @@
                 <w:rFonts w:ascii="Avenir Next" w:hAnsi="Avenir Next" w:cs="Avenir Next" w:eastAsia="Avenir Next"/>
                 <w:b/>
                 <w:color w:val="1A1A1A"/>
-                <w:sz w:val="21"/>
+                <w:sz w:val="22"/>
                 <w:szCs w:val="21"/>
               </w:rPr>
               <w:t xml:space="preserve">Multiply</w:t>
@@ -433,7 +439,7 @@
               <w:rPr>
                 <w:rFonts w:ascii="Avenir Next" w:hAnsi="Avenir Next" w:cs="Avenir Next" w:eastAsia="Avenir Next"/>
                 <w:color w:val="1A1A1A"/>
-                <w:sz w:val="21"/>
+                <w:sz w:val="22"/>
                 <w:szCs w:val="21"/>
               </w:rPr>
               <w:t xml:space="preserve">. New unit larger? Divide.</w:t>
@@ -452,6 +458,7 @@
           </w:tcPr>
           <w:p>
             <w:pPr>
+              <w:pStyle w:val="Heading1"/>
               <w:spacing w:before="0" w:after="0" w:line="240" w:lineRule="auto"/>
               <w:jc w:val="center"/>
             </w:pPr>
@@ -481,7 +488,7 @@
                 <w:rFonts w:ascii="Avenir Next" w:hAnsi="Avenir Next" w:cs="Avenir Next" w:eastAsia="Avenir Next"/>
                 <w:b/>
                 <w:color w:val="1A1A1A"/>
-                <w:sz w:val="21"/>
+                <w:sz w:val="22"/>
                 <w:szCs w:val="21"/>
               </w:rPr>
               <w:t xml:space="preserve">Write</w:t>
@@ -490,7 +497,7 @@
               <w:rPr>
                 <w:rFonts w:ascii="Avenir Next" w:hAnsi="Avenir Next" w:cs="Avenir Next" w:eastAsia="Avenir Next"/>
                 <w:color w:val="1A1A1A"/>
-                <w:sz w:val="21"/>
+                <w:sz w:val="22"/>
                 <w:szCs w:val="21"/>
               </w:rPr>
               <w:t xml:space="preserve"> the answer with the new unit.</w:t>
@@ -501,6 +508,7 @@
     </w:tbl>
     <w:p>
       <w:pPr>
+        <w:pStyle w:val="Heading2"/>
         <w:keepNext/>
         <w:pBdr>
           <w:bottom w:val="single" w:sz="8" w:space="3" w:color="003A70"/>
@@ -516,7 +524,7 @@
           <w:b/>
           <w:color w:val="003A70"/>
           <w:spacing w:val="14"/>
-          <w:sz w:val="19"/>
+          <w:sz w:val="22"/>
           <w:szCs w:val="19"/>
         </w:rPr>
         <w:t xml:space="preserve">WATCH ME</w:t>
@@ -535,7 +543,7 @@
           <w:rFonts w:ascii="Avenir Next" w:hAnsi="Avenir Next" w:cs="Avenir Next" w:eastAsia="Avenir Next"/>
           <w:i/>
           <w:color w:val="5A5F66"/>
-          <w:sz w:val="17"/>
+          <w:sz w:val="22"/>
           <w:szCs w:val="17"/>
         </w:rPr>
         <w:t xml:space="preserve">the steps in action</w:t>
@@ -550,7 +558,7 @@
           <w:rFonts w:ascii="Avenir Next" w:hAnsi="Avenir Next" w:cs="Avenir Next" w:eastAsia="Avenir Next"/>
           <w:b/>
           <w:color w:val="1A1A1A"/>
-          <w:sz w:val="21"/>
+          <w:sz w:val="22"/>
           <w:szCs w:val="21"/>
         </w:rPr>
         <w:t xml:space="preserve">A suitcase is 20 kg. About how many pounds is that?</w:t>
@@ -569,25 +577,25 @@
           <w:rFonts w:ascii="Avenir Next" w:hAnsi="Avenir Next" w:cs="Avenir Next" w:eastAsia="Avenir Next"/>
           <w:b/>
           <w:color w:val="003A70"/>
+          <w:sz w:val="22"/>
+          <w:szCs w:val="19"/>
+        </w:rPr>
+        <w:t xml:space="preserve">Step 1</w:t>
+      </w:r>
+      <w:r>
+        <w:rPr>
+          <w:rFonts w:ascii="Avenir Next" w:hAnsi="Avenir Next" w:cs="Avenir Next" w:eastAsia="Avenir Next"/>
+          <w:color w:val="1A1A1A"/>
           <w:sz w:val="19"/>
           <w:szCs w:val="19"/>
         </w:rPr>
-        <w:t xml:space="preserve">Step 1</w:t>
-      </w:r>
-      <w:r>
-        <w:rPr>
-          <w:rFonts w:ascii="Avenir Next" w:hAnsi="Avenir Next" w:cs="Avenir Next" w:eastAsia="Avenir Next"/>
-          <w:color w:val="1A1A1A"/>
-          <w:sz w:val="19"/>
-          <w:szCs w:val="19"/>
-        </w:rPr>
         <w:tab/>
       </w:r>
       <w:r>
         <w:rPr>
           <w:rFonts w:ascii="Avenir Next" w:hAnsi="Avenir Next" w:cs="Avenir Next" w:eastAsia="Avenir Next"/>
           <w:color w:val="1A1A1A"/>
-          <w:sz w:val="21"/>
+          <w:sz w:val="22"/>
           <w:szCs w:val="21"/>
         </w:rPr>
         <w:t xml:space="preserve">1 kg ≈ 2.2 lb.</w:t>
@@ -606,25 +614,25 @@
           <w:rFonts w:ascii="Avenir Next" w:hAnsi="Avenir Next" w:cs="Avenir Next" w:eastAsia="Avenir Next"/>
           <w:b/>
           <w:color w:val="003A70"/>
+          <w:sz w:val="22"/>
+          <w:szCs w:val="19"/>
+        </w:rPr>
+        <w:t xml:space="preserve">Step 2</w:t>
+      </w:r>
+      <w:r>
+        <w:rPr>
+          <w:rFonts w:ascii="Avenir Next" w:hAnsi="Avenir Next" w:cs="Avenir Next" w:eastAsia="Avenir Next"/>
+          <w:color w:val="1A1A1A"/>
           <w:sz w:val="19"/>
           <w:szCs w:val="19"/>
         </w:rPr>
-        <w:t xml:space="preserve">Step 2</w:t>
-      </w:r>
-      <w:r>
-        <w:rPr>
-          <w:rFonts w:ascii="Avenir Next" w:hAnsi="Avenir Next" w:cs="Avenir Next" w:eastAsia="Avenir Next"/>
-          <w:color w:val="1A1A1A"/>
-          <w:sz w:val="19"/>
-          <w:szCs w:val="19"/>
-        </w:rPr>
         <w:tab/>
       </w:r>
       <w:r>
         <w:rPr>
           <w:rFonts w:ascii="Avenir Next" w:hAnsi="Avenir Next" w:cs="Avenir Next" w:eastAsia="Avenir Next"/>
           <w:color w:val="1A1A1A"/>
-          <w:sz w:val="21"/>
+          <w:sz w:val="22"/>
           <w:szCs w:val="21"/>
         </w:rPr>
         <w:t xml:space="preserve">A pound is smaller, so multiply: 20 × 2.2 = 44.</w:t>
@@ -643,25 +651,25 @@
           <w:rFonts w:ascii="Avenir Next" w:hAnsi="Avenir Next" w:cs="Avenir Next" w:eastAsia="Avenir Next"/>
           <w:b/>
           <w:color w:val="003A70"/>
+          <w:sz w:val="22"/>
+          <w:szCs w:val="19"/>
+        </w:rPr>
+        <w:t xml:space="preserve">Step 3</w:t>
+      </w:r>
+      <w:r>
+        <w:rPr>
+          <w:rFonts w:ascii="Avenir Next" w:hAnsi="Avenir Next" w:cs="Avenir Next" w:eastAsia="Avenir Next"/>
+          <w:color w:val="1A1A1A"/>
           <w:sz w:val="19"/>
           <w:szCs w:val="19"/>
         </w:rPr>
-        <w:t xml:space="preserve">Step 3</w:t>
-      </w:r>
-      <w:r>
-        <w:rPr>
-          <w:rFonts w:ascii="Avenir Next" w:hAnsi="Avenir Next" w:cs="Avenir Next" w:eastAsia="Avenir Next"/>
-          <w:color w:val="1A1A1A"/>
-          <w:sz w:val="19"/>
-          <w:szCs w:val="19"/>
-        </w:rPr>
         <w:tab/>
       </w:r>
       <w:r>
         <w:rPr>
           <w:rFonts w:ascii="Avenir Next" w:hAnsi="Avenir Next" w:cs="Avenir Next" w:eastAsia="Avenir Next"/>
           <w:color w:val="1A1A1A"/>
-          <w:sz w:val="21"/>
+          <w:sz w:val="22"/>
           <w:szCs w:val="21"/>
         </w:rPr>
         <w:t xml:space="preserve">20 kg ≈ 44 lb.</w:t>
@@ -680,18 +688,18 @@
           <w:rFonts w:ascii="Avenir Next" w:hAnsi="Avenir Next" w:cs="Avenir Next" w:eastAsia="Avenir Next"/>
           <w:b/>
           <w:color w:val="1A1A1A"/>
+          <w:sz w:val="22"/>
+          <w:szCs w:val="21"/>
+        </w:rPr>
+        <w:t xml:space="preserve">Answer</w:t>
+      </w:r>
+      <w:r>
+        <w:rPr>
+          <w:rFonts w:ascii="Avenir Next" w:hAnsi="Avenir Next" w:cs="Avenir Next" w:eastAsia="Avenir Next"/>
+          <w:color w:val="1A1A1A"/>
           <w:sz w:val="21"/>
           <w:szCs w:val="21"/>
         </w:rPr>
-        <w:t xml:space="preserve">Answer</w:t>
-      </w:r>
-      <w:r>
-        <w:rPr>
-          <w:rFonts w:ascii="Avenir Next" w:hAnsi="Avenir Next" w:cs="Avenir Next" w:eastAsia="Avenir Next"/>
-          <w:color w:val="1A1A1A"/>
-          <w:sz w:val="21"/>
-          <w:szCs w:val="21"/>
-        </w:rPr>
         <w:tab/>
       </w:r>
       <w:r>
@@ -699,7 +707,7 @@
           <w:rFonts w:ascii="Avenir Next" w:hAnsi="Avenir Next" w:cs="Avenir Next" w:eastAsia="Avenir Next"/>
           <w:b/>
           <w:color w:val="1A1A1A"/>
-          <w:sz w:val="21"/>
+          <w:sz w:val="22"/>
           <w:szCs w:val="21"/>
         </w:rPr>
         <w:t xml:space="preserve">about 44 lb</w:t>
@@ -707,6 +715,7 @@
     </w:p>
     <w:p>
       <w:pPr>
+        <w:pStyle w:val="Heading2"/>
         <w:keepNext/>
         <w:pBdr>
           <w:bottom w:val="single" w:sz="8" w:space="3" w:color="003A70"/>
@@ -722,7 +731,7 @@
           <w:b/>
           <w:color w:val="003A70"/>
           <w:spacing w:val="14"/>
-          <w:sz w:val="19"/>
+          <w:sz w:val="22"/>
           <w:szCs w:val="19"/>
         </w:rPr>
         <w:t xml:space="preserve">TRY IT WITH HELP</w:t>
@@ -741,7 +750,7 @@
           <w:rFonts w:ascii="Avenir Next" w:hAnsi="Avenir Next" w:cs="Avenir Next" w:eastAsia="Avenir Next"/>
           <w:i/>
           <w:color w:val="5A5F66"/>
-          <w:sz w:val="17"/>
+          <w:sz w:val="22"/>
           <w:szCs w:val="17"/>
         </w:rPr>
         <w:t xml:space="preserve">fill in each step</w:t>
@@ -799,35 +808,35 @@
           <w:rFonts w:ascii="Avenir Next" w:hAnsi="Avenir Next" w:cs="Avenir Next" w:eastAsia="Avenir Next"/>
           <w:b/>
           <w:color w:val="003A70"/>
+          <w:sz w:val="22"/>
+          <w:szCs w:val="18"/>
+        </w:rPr>
+        <w:t xml:space="preserve">Step 1</w:t>
+      </w:r>
+      <w:r>
+        <w:rPr>
+          <w:rFonts w:ascii="Avenir Next" w:hAnsi="Avenir Next" w:cs="Avenir Next" w:eastAsia="Avenir Next"/>
+          <w:color w:val="1A1A1A"/>
           <w:sz w:val="18"/>
           <w:szCs w:val="18"/>
         </w:rPr>
-        <w:t xml:space="preserve">Step 1</w:t>
-      </w:r>
-      <w:r>
-        <w:rPr>
-          <w:rFonts w:ascii="Avenir Next" w:hAnsi="Avenir Next" w:cs="Avenir Next" w:eastAsia="Avenir Next"/>
-          <w:color w:val="1A1A1A"/>
-          <w:sz w:val="18"/>
-          <w:szCs w:val="18"/>
-        </w:rPr>
         <w:tab/>
       </w:r>
       <w:r>
         <w:rPr>
           <w:rFonts w:ascii="Avenir Next" w:hAnsi="Avenir Next" w:cs="Avenir Next" w:eastAsia="Avenir Next"/>
           <w:color w:val="1A1A1A"/>
+          <w:sz w:val="22"/>
+          <w:szCs w:val="21"/>
+        </w:rPr>
+        <w:t xml:space="preserve">Fact: 1 kg ≈ </w:t>
+      </w:r>
+      <w:r>
+        <w:rPr>
+          <w:rFonts w:ascii="Avenir Next" w:hAnsi="Avenir Next" w:cs="Avenir Next" w:eastAsia="Avenir Next"/>
+          <w:color w:val="1A1A1A"/>
           <w:sz w:val="21"/>
           <w:szCs w:val="21"/>
-        </w:rPr>
-        <w:t xml:space="preserve">Fact: 1 kg ≈ </w:t>
-      </w:r>
-      <w:r>
-        <w:rPr>
-          <w:rFonts w:ascii="Avenir Next" w:hAnsi="Avenir Next" w:cs="Avenir Next" w:eastAsia="Avenir Next"/>
-          <w:color w:val="1A1A1A"/>
-          <w:sz w:val="21"/>
-          <w:szCs w:val="21"/>
           <w:u w:val="single"/>
         </w:rPr>
         <w:t xml:space="preserve">                </w:t>
@@ -836,7 +845,7 @@
         <w:rPr>
           <w:rFonts w:ascii="Avenir Next" w:hAnsi="Avenir Next" w:cs="Avenir Next" w:eastAsia="Avenir Next"/>
           <w:color w:val="1A1A1A"/>
-          <w:sz w:val="21"/>
+          <w:sz w:val="22"/>
           <w:szCs w:val="21"/>
         </w:rPr>
         <w:t xml:space="preserve"> lb.</w:t>
@@ -856,35 +865,35 @@
           <w:rFonts w:ascii="Avenir Next" w:hAnsi="Avenir Next" w:cs="Avenir Next" w:eastAsia="Avenir Next"/>
           <w:b/>
           <w:color w:val="003A70"/>
+          <w:sz w:val="22"/>
+          <w:szCs w:val="18"/>
+        </w:rPr>
+        <w:t xml:space="preserve">Step 2</w:t>
+      </w:r>
+      <w:r>
+        <w:rPr>
+          <w:rFonts w:ascii="Avenir Next" w:hAnsi="Avenir Next" w:cs="Avenir Next" w:eastAsia="Avenir Next"/>
+          <w:color w:val="1A1A1A"/>
           <w:sz w:val="18"/>
           <w:szCs w:val="18"/>
         </w:rPr>
-        <w:t xml:space="preserve">Step 2</w:t>
-      </w:r>
-      <w:r>
-        <w:rPr>
-          <w:rFonts w:ascii="Avenir Next" w:hAnsi="Avenir Next" w:cs="Avenir Next" w:eastAsia="Avenir Next"/>
-          <w:color w:val="1A1A1A"/>
-          <w:sz w:val="18"/>
-          <w:szCs w:val="18"/>
-        </w:rPr>
         <w:tab/>
       </w:r>
       <w:r>
         <w:rPr>
           <w:rFonts w:ascii="Avenir Next" w:hAnsi="Avenir Next" w:cs="Avenir Next" w:eastAsia="Avenir Next"/>
           <w:color w:val="1A1A1A"/>
+          <w:sz w:val="22"/>
+          <w:szCs w:val="21"/>
+        </w:rPr>
+        <w:t xml:space="preserve">A kilogram is larger, so divide: 22 ÷ 2.2 = </w:t>
+      </w:r>
+      <w:r>
+        <w:rPr>
+          <w:rFonts w:ascii="Avenir Next" w:hAnsi="Avenir Next" w:cs="Avenir Next" w:eastAsia="Avenir Next"/>
+          <w:color w:val="1A1A1A"/>
           <w:sz w:val="21"/>
           <w:szCs w:val="21"/>
-        </w:rPr>
-        <w:t xml:space="preserve">A kilogram is larger, so divide: 22 ÷ 2.2 = </w:t>
-      </w:r>
-      <w:r>
-        <w:rPr>
-          <w:rFonts w:ascii="Avenir Next" w:hAnsi="Avenir Next" w:cs="Avenir Next" w:eastAsia="Avenir Next"/>
-          <w:color w:val="1A1A1A"/>
-          <w:sz w:val="21"/>
-          <w:szCs w:val="21"/>
           <w:u w:val="single"/>
         </w:rPr>
         <w:t xml:space="preserve">                </w:t>
@@ -893,7 +902,7 @@
         <w:rPr>
           <w:rFonts w:ascii="Avenir Next" w:hAnsi="Avenir Next" w:cs="Avenir Next" w:eastAsia="Avenir Next"/>
           <w:color w:val="1A1A1A"/>
-          <w:sz w:val="21"/>
+          <w:sz w:val="22"/>
           <w:szCs w:val="21"/>
         </w:rPr>
         <w:t xml:space="preserve">.</w:t>
@@ -913,35 +922,35 @@
           <w:rFonts w:ascii="Avenir Next" w:hAnsi="Avenir Next" w:cs="Avenir Next" w:eastAsia="Avenir Next"/>
           <w:b/>
           <w:color w:val="003A70"/>
+          <w:sz w:val="22"/>
+          <w:szCs w:val="18"/>
+        </w:rPr>
+        <w:t xml:space="preserve">Step 3</w:t>
+      </w:r>
+      <w:r>
+        <w:rPr>
+          <w:rFonts w:ascii="Avenir Next" w:hAnsi="Avenir Next" w:cs="Avenir Next" w:eastAsia="Avenir Next"/>
+          <w:color w:val="1A1A1A"/>
           <w:sz w:val="18"/>
           <w:szCs w:val="18"/>
         </w:rPr>
-        <w:t xml:space="preserve">Step 3</w:t>
-      </w:r>
-      <w:r>
-        <w:rPr>
-          <w:rFonts w:ascii="Avenir Next" w:hAnsi="Avenir Next" w:cs="Avenir Next" w:eastAsia="Avenir Next"/>
-          <w:color w:val="1A1A1A"/>
-          <w:sz w:val="18"/>
-          <w:szCs w:val="18"/>
-        </w:rPr>
         <w:tab/>
       </w:r>
       <w:r>
         <w:rPr>
           <w:rFonts w:ascii="Avenir Next" w:hAnsi="Avenir Next" w:cs="Avenir Next" w:eastAsia="Avenir Next"/>
           <w:color w:val="1A1A1A"/>
+          <w:sz w:val="22"/>
+          <w:szCs w:val="21"/>
+        </w:rPr>
+        <w:t xml:space="preserve">22 lb ≈ </w:t>
+      </w:r>
+      <w:r>
+        <w:rPr>
+          <w:rFonts w:ascii="Avenir Next" w:hAnsi="Avenir Next" w:cs="Avenir Next" w:eastAsia="Avenir Next"/>
+          <w:color w:val="1A1A1A"/>
           <w:sz w:val="21"/>
           <w:szCs w:val="21"/>
-        </w:rPr>
-        <w:t xml:space="preserve">22 lb ≈ </w:t>
-      </w:r>
-      <w:r>
-        <w:rPr>
-          <w:rFonts w:ascii="Avenir Next" w:hAnsi="Avenir Next" w:cs="Avenir Next" w:eastAsia="Avenir Next"/>
-          <w:color w:val="1A1A1A"/>
-          <w:sz w:val="21"/>
-          <w:szCs w:val="21"/>
           <w:u w:val="single"/>
         </w:rPr>
         <w:t xml:space="preserve">                </w:t>
@@ -950,7 +959,7 @@
         <w:rPr>
           <w:rFonts w:ascii="Avenir Next" w:hAnsi="Avenir Next" w:cs="Avenir Next" w:eastAsia="Avenir Next"/>
           <w:color w:val="1A1A1A"/>
-          <w:sz w:val="21"/>
+          <w:sz w:val="22"/>
           <w:szCs w:val="21"/>
         </w:rPr>
         <w:t xml:space="preserve"> kg.</w:t>
@@ -1013,35 +1022,35 @@
           <w:rFonts w:ascii="Avenir Next" w:hAnsi="Avenir Next" w:cs="Avenir Next" w:eastAsia="Avenir Next"/>
           <w:b/>
           <w:color w:val="003A70"/>
+          <w:sz w:val="22"/>
+          <w:szCs w:val="18"/>
+        </w:rPr>
+        <w:t xml:space="preserve">Step 1</w:t>
+      </w:r>
+      <w:r>
+        <w:rPr>
+          <w:rFonts w:ascii="Avenir Next" w:hAnsi="Avenir Next" w:cs="Avenir Next" w:eastAsia="Avenir Next"/>
+          <w:color w:val="1A1A1A"/>
           <w:sz w:val="18"/>
           <w:szCs w:val="18"/>
         </w:rPr>
-        <w:t xml:space="preserve">Step 1</w:t>
-      </w:r>
-      <w:r>
-        <w:rPr>
-          <w:rFonts w:ascii="Avenir Next" w:hAnsi="Avenir Next" w:cs="Avenir Next" w:eastAsia="Avenir Next"/>
-          <w:color w:val="1A1A1A"/>
-          <w:sz w:val="18"/>
-          <w:szCs w:val="18"/>
-        </w:rPr>
         <w:tab/>
       </w:r>
       <w:r>
         <w:rPr>
           <w:rFonts w:ascii="Avenir Next" w:hAnsi="Avenir Next" w:cs="Avenir Next" w:eastAsia="Avenir Next"/>
           <w:color w:val="1A1A1A"/>
+          <w:sz w:val="22"/>
+          <w:szCs w:val="21"/>
+        </w:rPr>
+        <w:t xml:space="preserve">Fact: 1 mi ≈ </w:t>
+      </w:r>
+      <w:r>
+        <w:rPr>
+          <w:rFonts w:ascii="Avenir Next" w:hAnsi="Avenir Next" w:cs="Avenir Next" w:eastAsia="Avenir Next"/>
+          <w:color w:val="1A1A1A"/>
           <w:sz w:val="21"/>
           <w:szCs w:val="21"/>
-        </w:rPr>
-        <w:t xml:space="preserve">Fact: 1 mi ≈ </w:t>
-      </w:r>
-      <w:r>
-        <w:rPr>
-          <w:rFonts w:ascii="Avenir Next" w:hAnsi="Avenir Next" w:cs="Avenir Next" w:eastAsia="Avenir Next"/>
-          <w:color w:val="1A1A1A"/>
-          <w:sz w:val="21"/>
-          <w:szCs w:val="21"/>
           <w:u w:val="single"/>
         </w:rPr>
         <w:t xml:space="preserve">                </w:t>
@@ -1050,7 +1059,7 @@
         <w:rPr>
           <w:rFonts w:ascii="Avenir Next" w:hAnsi="Avenir Next" w:cs="Avenir Next" w:eastAsia="Avenir Next"/>
           <w:color w:val="1A1A1A"/>
-          <w:sz w:val="21"/>
+          <w:sz w:val="22"/>
           <w:szCs w:val="21"/>
         </w:rPr>
         <w:t xml:space="preserve"> km.</w:t>
@@ -1070,35 +1079,35 @@
           <w:rFonts w:ascii="Avenir Next" w:hAnsi="Avenir Next" w:cs="Avenir Next" w:eastAsia="Avenir Next"/>
           <w:b/>
           <w:color w:val="003A70"/>
+          <w:sz w:val="22"/>
+          <w:szCs w:val="18"/>
+        </w:rPr>
+        <w:t xml:space="preserve">Step 2</w:t>
+      </w:r>
+      <w:r>
+        <w:rPr>
+          <w:rFonts w:ascii="Avenir Next" w:hAnsi="Avenir Next" w:cs="Avenir Next" w:eastAsia="Avenir Next"/>
+          <w:color w:val="1A1A1A"/>
           <w:sz w:val="18"/>
           <w:szCs w:val="18"/>
         </w:rPr>
-        <w:t xml:space="preserve">Step 2</w:t>
-      </w:r>
-      <w:r>
-        <w:rPr>
-          <w:rFonts w:ascii="Avenir Next" w:hAnsi="Avenir Next" w:cs="Avenir Next" w:eastAsia="Avenir Next"/>
-          <w:color w:val="1A1A1A"/>
-          <w:sz w:val="18"/>
-          <w:szCs w:val="18"/>
-        </w:rPr>
         <w:tab/>
       </w:r>
       <w:r>
         <w:rPr>
           <w:rFonts w:ascii="Avenir Next" w:hAnsi="Avenir Next" w:cs="Avenir Next" w:eastAsia="Avenir Next"/>
           <w:color w:val="1A1A1A"/>
+          <w:sz w:val="22"/>
+          <w:szCs w:val="21"/>
+        </w:rPr>
+        <w:t xml:space="preserve">A kilometer is smaller, so multiply: 5 × 1.6 = </w:t>
+      </w:r>
+      <w:r>
+        <w:rPr>
+          <w:rFonts w:ascii="Avenir Next" w:hAnsi="Avenir Next" w:cs="Avenir Next" w:eastAsia="Avenir Next"/>
+          <w:color w:val="1A1A1A"/>
           <w:sz w:val="21"/>
           <w:szCs w:val="21"/>
-        </w:rPr>
-        <w:t xml:space="preserve">A kilometer is smaller, so multiply: 5 × 1.6 = </w:t>
-      </w:r>
-      <w:r>
-        <w:rPr>
-          <w:rFonts w:ascii="Avenir Next" w:hAnsi="Avenir Next" w:cs="Avenir Next" w:eastAsia="Avenir Next"/>
-          <w:color w:val="1A1A1A"/>
-          <w:sz w:val="21"/>
-          <w:szCs w:val="21"/>
           <w:u w:val="single"/>
         </w:rPr>
         <w:t xml:space="preserve">                </w:t>
@@ -1107,7 +1116,7 @@
         <w:rPr>
           <w:rFonts w:ascii="Avenir Next" w:hAnsi="Avenir Next" w:cs="Avenir Next" w:eastAsia="Avenir Next"/>
           <w:color w:val="1A1A1A"/>
-          <w:sz w:val="21"/>
+          <w:sz w:val="22"/>
           <w:szCs w:val="21"/>
         </w:rPr>
         <w:t xml:space="preserve">.</w:t>
@@ -1127,35 +1136,35 @@
           <w:rFonts w:ascii="Avenir Next" w:hAnsi="Avenir Next" w:cs="Avenir Next" w:eastAsia="Avenir Next"/>
           <w:b/>
           <w:color w:val="003A70"/>
+          <w:sz w:val="22"/>
+          <w:szCs w:val="18"/>
+        </w:rPr>
+        <w:t xml:space="preserve">Step 3</w:t>
+      </w:r>
+      <w:r>
+        <w:rPr>
+          <w:rFonts w:ascii="Avenir Next" w:hAnsi="Avenir Next" w:cs="Avenir Next" w:eastAsia="Avenir Next"/>
+          <w:color w:val="1A1A1A"/>
           <w:sz w:val="18"/>
           <w:szCs w:val="18"/>
         </w:rPr>
-        <w:t xml:space="preserve">Step 3</w:t>
-      </w:r>
-      <w:r>
-        <w:rPr>
-          <w:rFonts w:ascii="Avenir Next" w:hAnsi="Avenir Next" w:cs="Avenir Next" w:eastAsia="Avenir Next"/>
-          <w:color w:val="1A1A1A"/>
-          <w:sz w:val="18"/>
-          <w:szCs w:val="18"/>
-        </w:rPr>
         <w:tab/>
       </w:r>
       <w:r>
         <w:rPr>
           <w:rFonts w:ascii="Avenir Next" w:hAnsi="Avenir Next" w:cs="Avenir Next" w:eastAsia="Avenir Next"/>
           <w:color w:val="1A1A1A"/>
+          <w:sz w:val="22"/>
+          <w:szCs w:val="21"/>
+        </w:rPr>
+        <w:t xml:space="preserve">5 mi ≈ </w:t>
+      </w:r>
+      <w:r>
+        <w:rPr>
+          <w:rFonts w:ascii="Avenir Next" w:hAnsi="Avenir Next" w:cs="Avenir Next" w:eastAsia="Avenir Next"/>
+          <w:color w:val="1A1A1A"/>
           <w:sz w:val="21"/>
           <w:szCs w:val="21"/>
-        </w:rPr>
-        <w:t xml:space="preserve">5 mi ≈ </w:t>
-      </w:r>
-      <w:r>
-        <w:rPr>
-          <w:rFonts w:ascii="Avenir Next" w:hAnsi="Avenir Next" w:cs="Avenir Next" w:eastAsia="Avenir Next"/>
-          <w:color w:val="1A1A1A"/>
-          <w:sz w:val="21"/>
-          <w:szCs w:val="21"/>
           <w:u w:val="single"/>
         </w:rPr>
         <w:t xml:space="preserve">                </w:t>
@@ -1164,7 +1173,7 @@
         <w:rPr>
           <w:rFonts w:ascii="Avenir Next" w:hAnsi="Avenir Next" w:cs="Avenir Next" w:eastAsia="Avenir Next"/>
           <w:color w:val="1A1A1A"/>
-          <w:sz w:val="21"/>
+          <w:sz w:val="22"/>
           <w:szCs w:val="21"/>
         </w:rPr>
         <w:t xml:space="preserve"> km.</w:t>
@@ -1177,6 +1186,7 @@
     </w:p>
     <w:p>
       <w:pPr>
+        <w:pStyle w:val="Heading2"/>
         <w:keepNext/>
         <w:pBdr>
           <w:bottom w:val="single" w:sz="8" w:space="3" w:color="003A70"/>
@@ -1192,7 +1202,7 @@
           <w:b/>
           <w:color w:val="003A70"/>
           <w:spacing w:val="14"/>
-          <w:sz w:val="19"/>
+          <w:sz w:val="22"/>
           <w:szCs w:val="19"/>
         </w:rPr>
         <w:t xml:space="preserve">YOUR TURN</w:t>
@@ -1211,7 +1221,7 @@
           <w:rFonts w:ascii="Avenir Next" w:hAnsi="Avenir Next" w:cs="Avenir Next" w:eastAsia="Avenir Next"/>
           <w:i/>
           <w:color w:val="5A5F66"/>
-          <w:sz w:val="17"/>
+          <w:sz w:val="22"/>
           <w:szCs w:val="17"/>
         </w:rPr>
         <w:t xml:space="preserve">use the steps on your own</w:t>
@@ -1731,7 +1741,7 @@
           <w:caps/>
           <w:color w:val="003A70"/>
           <w:spacing w:val="12"/>
-          <w:sz w:val="19"/>
+          <w:sz w:val="22"/>
           <w:szCs w:val="19"/>
         </w:rPr>
         <w:t xml:space="preserve">Lesson 3-7  ·  Session 2  ·  Prerequisite Practice B  ·  Skill 2 of 2</w:t>
@@ -1739,6 +1749,7 @@
     </w:p>
     <w:p>
       <w:pPr>
+        <w:pStyle w:val="Heading1"/>
         <w:keepNext/>
         <w:spacing w:before="0" w:after="10" w:line="240" w:lineRule="auto"/>
       </w:pPr>
@@ -1764,7 +1775,7 @@
         <w:rPr>
           <w:rFonts w:ascii="Avenir Next" w:hAnsi="Avenir Next" w:cs="Avenir Next" w:eastAsia="Avenir Next"/>
           <w:color w:val="5A5F66"/>
-          <w:sz w:val="17"/>
+          <w:sz w:val="22"/>
           <w:szCs w:val="17"/>
         </w:rPr>
         <w:t xml:space="preserve">Builds on Lesson 3-2 Session 1 · 6.RP.A.2</w:t>
@@ -1807,6 +1818,7 @@
           </w:tcPr>
           <w:p>
             <w:pPr>
+              <w:pStyle w:val="Heading2"/>
               <w:spacing w:before="0" w:after="0" w:line="252" w:lineRule="auto"/>
             </w:pPr>
             <w:r>
@@ -1836,7 +1848,7 @@
               <w:rPr>
                 <w:rFonts w:ascii="Avenir Next" w:hAnsi="Avenir Next" w:cs="Avenir Next" w:eastAsia="Avenir Next"/>
                 <w:color w:val="1A1A1A"/>
-                <w:sz w:val="20"/>
+                <w:sz w:val="22"/>
                 <w:szCs w:val="20"/>
               </w:rPr>
               <w:t xml:space="preserve">You will find a dose of 4 mg per kg for a dog that weighs 30 kg.</w:t>
@@ -1856,6 +1868,7 @@
           </w:tcPr>
           <w:p>
             <w:pPr>
+              <w:pStyle w:val="Heading2"/>
               <w:spacing w:before="0" w:after="0" w:line="252" w:lineRule="auto"/>
             </w:pPr>
             <w:r>
@@ -1885,7 +1898,7 @@
               <w:rPr>
                 <w:rFonts w:ascii="Avenir Next" w:hAnsi="Avenir Next" w:cs="Avenir Next" w:eastAsia="Avenir Next"/>
                 <w:color w:val="1A1A1A"/>
-                <w:sz w:val="20"/>
+                <w:sz w:val="22"/>
                 <w:szCs w:val="20"/>
               </w:rPr>
               <w:t xml:space="preserve">Use a rate per unit, like 5 mg per kg × 12 kg = 60 mg.  </w:t>
@@ -1895,7 +1908,7 @@
                 <w:rFonts w:ascii="Avenir Next" w:hAnsi="Avenir Next" w:cs="Avenir Next" w:eastAsia="Avenir Next"/>
                 <w:b/>
                 <w:color w:val="1A1A1A"/>
-                <w:sz w:val="20"/>
+                <w:sz w:val="22"/>
                 <w:szCs w:val="20"/>
               </w:rPr>
               <w:t xml:space="preserve">You will use it in Practice Form A, problems 1 and 6.</w:t>
@@ -1906,6 +1919,7 @@
     </w:tbl>
     <w:p>
       <w:pPr>
+        <w:pStyle w:val="Heading2"/>
         <w:keepNext/>
         <w:pBdr>
           <w:bottom w:val="single" w:sz="8" w:space="3" w:color="003A70"/>
@@ -1921,7 +1935,7 @@
           <w:b/>
           <w:color w:val="003A70"/>
           <w:spacing w:val="14"/>
-          <w:sz w:val="19"/>
+          <w:sz w:val="22"/>
           <w:szCs w:val="19"/>
         </w:rPr>
         <w:t xml:space="preserve">STEPS TO FOLLOW</w:t>
@@ -1940,7 +1954,7 @@
           <w:rFonts w:ascii="Avenir Next" w:hAnsi="Avenir Next" w:cs="Avenir Next" w:eastAsia="Avenir Next"/>
           <w:i/>
           <w:color w:val="5A5F66"/>
-          <w:sz w:val="17"/>
+          <w:sz w:val="22"/>
           <w:szCs w:val="17"/>
         </w:rPr>
         <w:t xml:space="preserve">use these same steps on every problem</w:t>
@@ -1982,6 +1996,7 @@
           </w:tcPr>
           <w:p>
             <w:pPr>
+              <w:pStyle w:val="Heading1"/>
               <w:spacing w:before="0" w:after="0" w:line="240" w:lineRule="auto"/>
               <w:jc w:val="center"/>
             </w:pPr>
@@ -2010,7 +2025,7 @@
               <w:rPr>
                 <w:rFonts w:ascii="Avenir Next" w:hAnsi="Avenir Next" w:cs="Avenir Next" w:eastAsia="Avenir Next"/>
                 <w:color w:val="1A1A1A"/>
-                <w:sz w:val="21"/>
+                <w:sz w:val="22"/>
                 <w:szCs w:val="21"/>
               </w:rPr>
               <w:t xml:space="preserve">Find the </w:t>
@@ -2020,7 +2035,7 @@
                 <w:rFonts w:ascii="Avenir Next" w:hAnsi="Avenir Next" w:cs="Avenir Next" w:eastAsia="Avenir Next"/>
                 <w:b/>
                 <w:color w:val="1A1A1A"/>
-                <w:sz w:val="21"/>
+                <w:sz w:val="22"/>
                 <w:szCs w:val="21"/>
               </w:rPr>
               <w:t xml:space="preserve">rate</w:t>
@@ -2029,7 +2044,7 @@
               <w:rPr>
                 <w:rFonts w:ascii="Avenir Next" w:hAnsi="Avenir Next" w:cs="Avenir Next" w:eastAsia="Avenir Next"/>
                 <w:color w:val="1A1A1A"/>
-                <w:sz w:val="21"/>
+                <w:sz w:val="22"/>
                 <w:szCs w:val="21"/>
               </w:rPr>
               <w:t xml:space="preserve">: the amount for 1 unit.</w:t>
@@ -2048,6 +2063,7 @@
           </w:tcPr>
           <w:p>
             <w:pPr>
+              <w:pStyle w:val="Heading1"/>
               <w:spacing w:before="0" w:after="0" w:line="240" w:lineRule="auto"/>
               <w:jc w:val="center"/>
             </w:pPr>
@@ -2076,7 +2092,7 @@
               <w:rPr>
                 <w:rFonts w:ascii="Avenir Next" w:hAnsi="Avenir Next" w:cs="Avenir Next" w:eastAsia="Avenir Next"/>
                 <w:color w:val="1A1A1A"/>
-                <w:sz w:val="21"/>
+                <w:sz w:val="22"/>
                 <w:szCs w:val="21"/>
               </w:rPr>
               <w:t xml:space="preserve">Find the </w:t>
@@ -2086,7 +2102,7 @@
                 <w:rFonts w:ascii="Avenir Next" w:hAnsi="Avenir Next" w:cs="Avenir Next" w:eastAsia="Avenir Next"/>
                 <w:b/>
                 <w:color w:val="1A1A1A"/>
-                <w:sz w:val="21"/>
+                <w:sz w:val="22"/>
                 <w:szCs w:val="21"/>
               </w:rPr>
               <w:t xml:space="preserve">number</w:t>
@@ -2095,7 +2111,7 @@
               <w:rPr>
                 <w:rFonts w:ascii="Avenir Next" w:hAnsi="Avenir Next" w:cs="Avenir Next" w:eastAsia="Avenir Next"/>
                 <w:color w:val="1A1A1A"/>
-                <w:sz w:val="21"/>
+                <w:sz w:val="22"/>
                 <w:szCs w:val="21"/>
               </w:rPr>
               <w:t xml:space="preserve"> of units.</w:t>
@@ -2114,6 +2130,7 @@
           </w:tcPr>
           <w:p>
             <w:pPr>
+              <w:pStyle w:val="Heading1"/>
               <w:spacing w:before="0" w:after="0" w:line="240" w:lineRule="auto"/>
               <w:jc w:val="center"/>
             </w:pPr>
@@ -2143,7 +2160,7 @@
                 <w:rFonts w:ascii="Avenir Next" w:hAnsi="Avenir Next" w:cs="Avenir Next" w:eastAsia="Avenir Next"/>
                 <w:b/>
                 <w:color w:val="1A1A1A"/>
-                <w:sz w:val="21"/>
+                <w:sz w:val="22"/>
                 <w:szCs w:val="21"/>
               </w:rPr>
               <w:t xml:space="preserve">Multiply</w:t>
@@ -2152,7 +2169,7 @@
               <w:rPr>
                 <w:rFonts w:ascii="Avenir Next" w:hAnsi="Avenir Next" w:cs="Avenir Next" w:eastAsia="Avenir Next"/>
                 <w:color w:val="1A1A1A"/>
-                <w:sz w:val="21"/>
+                <w:sz w:val="22"/>
                 <w:szCs w:val="21"/>
               </w:rPr>
               <w:t xml:space="preserve">: number × rate.</w:t>
@@ -2163,6 +2180,7 @@
     </w:tbl>
     <w:p>
       <w:pPr>
+        <w:pStyle w:val="Heading2"/>
         <w:keepNext/>
         <w:pBdr>
           <w:bottom w:val="single" w:sz="8" w:space="3" w:color="003A70"/>
@@ -2178,7 +2196,7 @@
           <w:b/>
           <w:color w:val="003A70"/>
           <w:spacing w:val="14"/>
-          <w:sz w:val="19"/>
+          <w:sz w:val="22"/>
           <w:szCs w:val="19"/>
         </w:rPr>
         <w:t xml:space="preserve">WATCH ME</w:t>
@@ -2197,7 +2215,7 @@
           <w:rFonts w:ascii="Avenir Next" w:hAnsi="Avenir Next" w:cs="Avenir Next" w:eastAsia="Avenir Next"/>
           <w:i/>
           <w:color w:val="5A5F66"/>
-          <w:sz w:val="17"/>
+          <w:sz w:val="22"/>
           <w:szCs w:val="17"/>
         </w:rPr>
         <w:t xml:space="preserve">the steps in action</w:t>
@@ -2212,7 +2230,7 @@
           <w:rFonts w:ascii="Avenir Next" w:hAnsi="Avenir Next" w:cs="Avenir Next" w:eastAsia="Avenir Next"/>
           <w:b/>
           <w:color w:val="1A1A1A"/>
-          <w:sz w:val="21"/>
+          <w:sz w:val="22"/>
           <w:szCs w:val="21"/>
         </w:rPr>
         <w:t xml:space="preserve">Plant food uses 3 grams per liter. How much goes in 12 liters?</w:t>
@@ -2231,25 +2249,25 @@
           <w:rFonts w:ascii="Avenir Next" w:hAnsi="Avenir Next" w:cs="Avenir Next" w:eastAsia="Avenir Next"/>
           <w:b/>
           <w:color w:val="003A70"/>
+          <w:sz w:val="22"/>
+          <w:szCs w:val="19"/>
+        </w:rPr>
+        <w:t xml:space="preserve">Step 1</w:t>
+      </w:r>
+      <w:r>
+        <w:rPr>
+          <w:rFonts w:ascii="Avenir Next" w:hAnsi="Avenir Next" w:cs="Avenir Next" w:eastAsia="Avenir Next"/>
+          <w:color w:val="1A1A1A"/>
           <w:sz w:val="19"/>
           <w:szCs w:val="19"/>
         </w:rPr>
-        <w:t xml:space="preserve">Step 1</w:t>
-      </w:r>
-      <w:r>
-        <w:rPr>
-          <w:rFonts w:ascii="Avenir Next" w:hAnsi="Avenir Next" w:cs="Avenir Next" w:eastAsia="Avenir Next"/>
-          <w:color w:val="1A1A1A"/>
-          <w:sz w:val="19"/>
-          <w:szCs w:val="19"/>
-        </w:rPr>
         <w:tab/>
       </w:r>
       <w:r>
         <w:rPr>
           <w:rFonts w:ascii="Avenir Next" w:hAnsi="Avenir Next" w:cs="Avenir Next" w:eastAsia="Avenir Next"/>
           <w:color w:val="1A1A1A"/>
-          <w:sz w:val="21"/>
+          <w:sz w:val="22"/>
           <w:szCs w:val="21"/>
         </w:rPr>
         <w:t xml:space="preserve">Rate: 3 g per liter.</w:t>
@@ -2268,25 +2286,25 @@
           <w:rFonts w:ascii="Avenir Next" w:hAnsi="Avenir Next" w:cs="Avenir Next" w:eastAsia="Avenir Next"/>
           <w:b/>
           <w:color w:val="003A70"/>
+          <w:sz w:val="22"/>
+          <w:szCs w:val="19"/>
+        </w:rPr>
+        <w:t xml:space="preserve">Step 2</w:t>
+      </w:r>
+      <w:r>
+        <w:rPr>
+          <w:rFonts w:ascii="Avenir Next" w:hAnsi="Avenir Next" w:cs="Avenir Next" w:eastAsia="Avenir Next"/>
+          <w:color w:val="1A1A1A"/>
           <w:sz w:val="19"/>
           <w:szCs w:val="19"/>
         </w:rPr>
-        <w:t xml:space="preserve">Step 2</w:t>
-      </w:r>
-      <w:r>
-        <w:rPr>
-          <w:rFonts w:ascii="Avenir Next" w:hAnsi="Avenir Next" w:cs="Avenir Next" w:eastAsia="Avenir Next"/>
-          <w:color w:val="1A1A1A"/>
-          <w:sz w:val="19"/>
-          <w:szCs w:val="19"/>
-        </w:rPr>
         <w:tab/>
       </w:r>
       <w:r>
         <w:rPr>
           <w:rFonts w:ascii="Avenir Next" w:hAnsi="Avenir Next" w:cs="Avenir Next" w:eastAsia="Avenir Next"/>
           <w:color w:val="1A1A1A"/>
-          <w:sz w:val="21"/>
+          <w:sz w:val="22"/>
           <w:szCs w:val="21"/>
         </w:rPr>
         <w:t xml:space="preserve">Number of liters: 12.</w:t>
@@ -2305,25 +2323,25 @@
           <w:rFonts w:ascii="Avenir Next" w:hAnsi="Avenir Next" w:cs="Avenir Next" w:eastAsia="Avenir Next"/>
           <w:b/>
           <w:color w:val="003A70"/>
+          <w:sz w:val="22"/>
+          <w:szCs w:val="19"/>
+        </w:rPr>
+        <w:t xml:space="preserve">Step 3</w:t>
+      </w:r>
+      <w:r>
+        <w:rPr>
+          <w:rFonts w:ascii="Avenir Next" w:hAnsi="Avenir Next" w:cs="Avenir Next" w:eastAsia="Avenir Next"/>
+          <w:color w:val="1A1A1A"/>
           <w:sz w:val="19"/>
           <w:szCs w:val="19"/>
         </w:rPr>
-        <w:t xml:space="preserve">Step 3</w:t>
-      </w:r>
-      <w:r>
-        <w:rPr>
-          <w:rFonts w:ascii="Avenir Next" w:hAnsi="Avenir Next" w:cs="Avenir Next" w:eastAsia="Avenir Next"/>
-          <w:color w:val="1A1A1A"/>
-          <w:sz w:val="19"/>
-          <w:szCs w:val="19"/>
-        </w:rPr>
         <w:tab/>
       </w:r>
       <w:r>
         <w:rPr>
           <w:rFonts w:ascii="Avenir Next" w:hAnsi="Avenir Next" w:cs="Avenir Next" w:eastAsia="Avenir Next"/>
           <w:color w:val="1A1A1A"/>
-          <w:sz w:val="21"/>
+          <w:sz w:val="22"/>
           <w:szCs w:val="21"/>
         </w:rPr>
         <w:t xml:space="preserve">12 × 3 = 36 g.</w:t>
@@ -2342,18 +2360,18 @@
           <w:rFonts w:ascii="Avenir Next" w:hAnsi="Avenir Next" w:cs="Avenir Next" w:eastAsia="Avenir Next"/>
           <w:b/>
           <w:color w:val="1A1A1A"/>
+          <w:sz w:val="22"/>
+          <w:szCs w:val="21"/>
+        </w:rPr>
+        <w:t xml:space="preserve">Answer</w:t>
+      </w:r>
+      <w:r>
+        <w:rPr>
+          <w:rFonts w:ascii="Avenir Next" w:hAnsi="Avenir Next" w:cs="Avenir Next" w:eastAsia="Avenir Next"/>
+          <w:color w:val="1A1A1A"/>
           <w:sz w:val="21"/>
           <w:szCs w:val="21"/>
         </w:rPr>
-        <w:t xml:space="preserve">Answer</w:t>
-      </w:r>
-      <w:r>
-        <w:rPr>
-          <w:rFonts w:ascii="Avenir Next" w:hAnsi="Avenir Next" w:cs="Avenir Next" w:eastAsia="Avenir Next"/>
-          <w:color w:val="1A1A1A"/>
-          <w:sz w:val="21"/>
-          <w:szCs w:val="21"/>
-        </w:rPr>
         <w:tab/>
       </w:r>
       <w:r>
@@ -2361,7 +2379,7 @@
           <w:rFonts w:ascii="Avenir Next" w:hAnsi="Avenir Next" w:cs="Avenir Next" w:eastAsia="Avenir Next"/>
           <w:b/>
           <w:color w:val="1A1A1A"/>
-          <w:sz w:val="21"/>
+          <w:sz w:val="22"/>
           <w:szCs w:val="21"/>
         </w:rPr>
         <w:t xml:space="preserve">36 grams</w:t>
@@ -2369,6 +2387,7 @@
     </w:p>
     <w:p>
       <w:pPr>
+        <w:pStyle w:val="Heading2"/>
         <w:keepNext/>
         <w:pBdr>
           <w:bottom w:val="single" w:sz="8" w:space="3" w:color="003A70"/>
@@ -2384,7 +2403,7 @@
           <w:b/>
           <w:color w:val="003A70"/>
           <w:spacing w:val="14"/>
-          <w:sz w:val="19"/>
+          <w:sz w:val="22"/>
           <w:szCs w:val="19"/>
         </w:rPr>
         <w:t xml:space="preserve">TRY IT WITH HELP</w:t>
@@ -2403,7 +2422,7 @@
           <w:rFonts w:ascii="Avenir Next" w:hAnsi="Avenir Next" w:cs="Avenir Next" w:eastAsia="Avenir Next"/>
           <w:i/>
           <w:color w:val="5A5F66"/>
-          <w:sz w:val="17"/>
+          <w:sz w:val="22"/>
           <w:szCs w:val="17"/>
         </w:rPr>
         <w:t xml:space="preserve">fill in each step</w:t>
@@ -2461,35 +2480,35 @@
           <w:rFonts w:ascii="Avenir Next" w:hAnsi="Avenir Next" w:cs="Avenir Next" w:eastAsia="Avenir Next"/>
           <w:b/>
           <w:color w:val="003A70"/>
+          <w:sz w:val="22"/>
+          <w:szCs w:val="18"/>
+        </w:rPr>
+        <w:t xml:space="preserve">Step 1</w:t>
+      </w:r>
+      <w:r>
+        <w:rPr>
+          <w:rFonts w:ascii="Avenir Next" w:hAnsi="Avenir Next" w:cs="Avenir Next" w:eastAsia="Avenir Next"/>
+          <w:color w:val="1A1A1A"/>
           <w:sz w:val="18"/>
           <w:szCs w:val="18"/>
         </w:rPr>
-        <w:t xml:space="preserve">Step 1</w:t>
-      </w:r>
-      <w:r>
-        <w:rPr>
-          <w:rFonts w:ascii="Avenir Next" w:hAnsi="Avenir Next" w:cs="Avenir Next" w:eastAsia="Avenir Next"/>
-          <w:color w:val="1A1A1A"/>
-          <w:sz w:val="18"/>
-          <w:szCs w:val="18"/>
-        </w:rPr>
         <w:tab/>
       </w:r>
       <w:r>
         <w:rPr>
           <w:rFonts w:ascii="Avenir Next" w:hAnsi="Avenir Next" w:cs="Avenir Next" w:eastAsia="Avenir Next"/>
           <w:color w:val="1A1A1A"/>
+          <w:sz w:val="22"/>
+          <w:szCs w:val="21"/>
+        </w:rPr>
+        <w:t xml:space="preserve">Rate: </w:t>
+      </w:r>
+      <w:r>
+        <w:rPr>
+          <w:rFonts w:ascii="Avenir Next" w:hAnsi="Avenir Next" w:cs="Avenir Next" w:eastAsia="Avenir Next"/>
+          <w:color w:val="1A1A1A"/>
           <w:sz w:val="21"/>
           <w:szCs w:val="21"/>
-        </w:rPr>
-        <w:t xml:space="preserve">Rate: </w:t>
-      </w:r>
-      <w:r>
-        <w:rPr>
-          <w:rFonts w:ascii="Avenir Next" w:hAnsi="Avenir Next" w:cs="Avenir Next" w:eastAsia="Avenir Next"/>
-          <w:color w:val="1A1A1A"/>
-          <w:sz w:val="21"/>
-          <w:szCs w:val="21"/>
           <w:u w:val="single"/>
         </w:rPr>
         <w:t xml:space="preserve">                </w:t>
@@ -2498,7 +2517,7 @@
         <w:rPr>
           <w:rFonts w:ascii="Avenir Next" w:hAnsi="Avenir Next" w:cs="Avenir Next" w:eastAsia="Avenir Next"/>
           <w:color w:val="1A1A1A"/>
-          <w:sz w:val="21"/>
+          <w:sz w:val="22"/>
           <w:szCs w:val="21"/>
         </w:rPr>
         <w:t xml:space="preserve"> mg per kg.</w:t>
@@ -2518,35 +2537,35 @@
           <w:rFonts w:ascii="Avenir Next" w:hAnsi="Avenir Next" w:cs="Avenir Next" w:eastAsia="Avenir Next"/>
           <w:b/>
           <w:color w:val="003A70"/>
+          <w:sz w:val="22"/>
+          <w:szCs w:val="18"/>
+        </w:rPr>
+        <w:t xml:space="preserve">Step 2</w:t>
+      </w:r>
+      <w:r>
+        <w:rPr>
+          <w:rFonts w:ascii="Avenir Next" w:hAnsi="Avenir Next" w:cs="Avenir Next" w:eastAsia="Avenir Next"/>
+          <w:color w:val="1A1A1A"/>
           <w:sz w:val="18"/>
           <w:szCs w:val="18"/>
         </w:rPr>
-        <w:t xml:space="preserve">Step 2</w:t>
-      </w:r>
-      <w:r>
-        <w:rPr>
-          <w:rFonts w:ascii="Avenir Next" w:hAnsi="Avenir Next" w:cs="Avenir Next" w:eastAsia="Avenir Next"/>
-          <w:color w:val="1A1A1A"/>
-          <w:sz w:val="18"/>
-          <w:szCs w:val="18"/>
-        </w:rPr>
         <w:tab/>
       </w:r>
       <w:r>
         <w:rPr>
           <w:rFonts w:ascii="Avenir Next" w:hAnsi="Avenir Next" w:cs="Avenir Next" w:eastAsia="Avenir Next"/>
           <w:color w:val="1A1A1A"/>
+          <w:sz w:val="22"/>
+          <w:szCs w:val="21"/>
+        </w:rPr>
+        <w:t xml:space="preserve">Number of kg: </w:t>
+      </w:r>
+      <w:r>
+        <w:rPr>
+          <w:rFonts w:ascii="Avenir Next" w:hAnsi="Avenir Next" w:cs="Avenir Next" w:eastAsia="Avenir Next"/>
+          <w:color w:val="1A1A1A"/>
           <w:sz w:val="21"/>
           <w:szCs w:val="21"/>
-        </w:rPr>
-        <w:t xml:space="preserve">Number of kg: </w:t>
-      </w:r>
-      <w:r>
-        <w:rPr>
-          <w:rFonts w:ascii="Avenir Next" w:hAnsi="Avenir Next" w:cs="Avenir Next" w:eastAsia="Avenir Next"/>
-          <w:color w:val="1A1A1A"/>
-          <w:sz w:val="21"/>
-          <w:szCs w:val="21"/>
           <w:u w:val="single"/>
         </w:rPr>
         <w:t xml:space="preserve">                </w:t>
@@ -2555,7 +2574,7 @@
         <w:rPr>
           <w:rFonts w:ascii="Avenir Next" w:hAnsi="Avenir Next" w:cs="Avenir Next" w:eastAsia="Avenir Next"/>
           <w:color w:val="1A1A1A"/>
-          <w:sz w:val="21"/>
+          <w:sz w:val="22"/>
           <w:szCs w:val="21"/>
         </w:rPr>
         <w:t xml:space="preserve">.</w:t>
@@ -2575,35 +2594,35 @@
           <w:rFonts w:ascii="Avenir Next" w:hAnsi="Avenir Next" w:cs="Avenir Next" w:eastAsia="Avenir Next"/>
           <w:b/>
           <w:color w:val="003A70"/>
+          <w:sz w:val="22"/>
+          <w:szCs w:val="18"/>
+        </w:rPr>
+        <w:t xml:space="preserve">Step 3</w:t>
+      </w:r>
+      <w:r>
+        <w:rPr>
+          <w:rFonts w:ascii="Avenir Next" w:hAnsi="Avenir Next" w:cs="Avenir Next" w:eastAsia="Avenir Next"/>
+          <w:color w:val="1A1A1A"/>
           <w:sz w:val="18"/>
           <w:szCs w:val="18"/>
         </w:rPr>
-        <w:t xml:space="preserve">Step 3</w:t>
-      </w:r>
-      <w:r>
-        <w:rPr>
-          <w:rFonts w:ascii="Avenir Next" w:hAnsi="Avenir Next" w:cs="Avenir Next" w:eastAsia="Avenir Next"/>
-          <w:color w:val="1A1A1A"/>
-          <w:sz w:val="18"/>
-          <w:szCs w:val="18"/>
-        </w:rPr>
         <w:tab/>
       </w:r>
       <w:r>
         <w:rPr>
           <w:rFonts w:ascii="Avenir Next" w:hAnsi="Avenir Next" w:cs="Avenir Next" w:eastAsia="Avenir Next"/>
           <w:color w:val="1A1A1A"/>
+          <w:sz w:val="22"/>
+          <w:szCs w:val="21"/>
+        </w:rPr>
+        <w:t xml:space="preserve">16 × 5 = </w:t>
+      </w:r>
+      <w:r>
+        <w:rPr>
+          <w:rFonts w:ascii="Avenir Next" w:hAnsi="Avenir Next" w:cs="Avenir Next" w:eastAsia="Avenir Next"/>
+          <w:color w:val="1A1A1A"/>
           <w:sz w:val="21"/>
           <w:szCs w:val="21"/>
-        </w:rPr>
-        <w:t xml:space="preserve">16 × 5 = </w:t>
-      </w:r>
-      <w:r>
-        <w:rPr>
-          <w:rFonts w:ascii="Avenir Next" w:hAnsi="Avenir Next" w:cs="Avenir Next" w:eastAsia="Avenir Next"/>
-          <w:color w:val="1A1A1A"/>
-          <w:sz w:val="21"/>
-          <w:szCs w:val="21"/>
           <w:u w:val="single"/>
         </w:rPr>
         <w:t xml:space="preserve">                </w:t>
@@ -2612,7 +2631,7 @@
         <w:rPr>
           <w:rFonts w:ascii="Avenir Next" w:hAnsi="Avenir Next" w:cs="Avenir Next" w:eastAsia="Avenir Next"/>
           <w:color w:val="1A1A1A"/>
-          <w:sz w:val="21"/>
+          <w:sz w:val="22"/>
           <w:szCs w:val="21"/>
         </w:rPr>
         <w:t xml:space="preserve"> mg.</w:t>
@@ -2675,35 +2694,35 @@
           <w:rFonts w:ascii="Avenir Next" w:hAnsi="Avenir Next" w:cs="Avenir Next" w:eastAsia="Avenir Next"/>
           <w:b/>
           <w:color w:val="003A70"/>
+          <w:sz w:val="22"/>
+          <w:szCs w:val="18"/>
+        </w:rPr>
+        <w:t xml:space="preserve">Step 1</w:t>
+      </w:r>
+      <w:r>
+        <w:rPr>
+          <w:rFonts w:ascii="Avenir Next" w:hAnsi="Avenir Next" w:cs="Avenir Next" w:eastAsia="Avenir Next"/>
+          <w:color w:val="1A1A1A"/>
           <w:sz w:val="18"/>
           <w:szCs w:val="18"/>
         </w:rPr>
-        <w:t xml:space="preserve">Step 1</w:t>
-      </w:r>
-      <w:r>
-        <w:rPr>
-          <w:rFonts w:ascii="Avenir Next" w:hAnsi="Avenir Next" w:cs="Avenir Next" w:eastAsia="Avenir Next"/>
-          <w:color w:val="1A1A1A"/>
-          <w:sz w:val="18"/>
-          <w:szCs w:val="18"/>
-        </w:rPr>
         <w:tab/>
       </w:r>
       <w:r>
         <w:rPr>
           <w:rFonts w:ascii="Avenir Next" w:hAnsi="Avenir Next" w:cs="Avenir Next" w:eastAsia="Avenir Next"/>
           <w:color w:val="1A1A1A"/>
+          <w:sz w:val="22"/>
+          <w:szCs w:val="21"/>
+        </w:rPr>
+        <w:t xml:space="preserve">Rate: </w:t>
+      </w:r>
+      <w:r>
+        <w:rPr>
+          <w:rFonts w:ascii="Avenir Next" w:hAnsi="Avenir Next" w:cs="Avenir Next" w:eastAsia="Avenir Next"/>
+          <w:color w:val="1A1A1A"/>
           <w:sz w:val="21"/>
           <w:szCs w:val="21"/>
-        </w:rPr>
-        <w:t xml:space="preserve">Rate: </w:t>
-      </w:r>
-      <w:r>
-        <w:rPr>
-          <w:rFonts w:ascii="Avenir Next" w:hAnsi="Avenir Next" w:cs="Avenir Next" w:eastAsia="Avenir Next"/>
-          <w:color w:val="1A1A1A"/>
-          <w:sz w:val="21"/>
-          <w:szCs w:val="21"/>
           <w:u w:val="single"/>
         </w:rPr>
         <w:t xml:space="preserve">                </w:t>
@@ -2712,7 +2731,7 @@
         <w:rPr>
           <w:rFonts w:ascii="Avenir Next" w:hAnsi="Avenir Next" w:cs="Avenir Next" w:eastAsia="Avenir Next"/>
           <w:color w:val="1A1A1A"/>
-          <w:sz w:val="21"/>
+          <w:sz w:val="22"/>
           <w:szCs w:val="21"/>
         </w:rPr>
         <w:t xml:space="preserve"> tablets per day.</w:t>
@@ -2732,35 +2751,35 @@
           <w:rFonts w:ascii="Avenir Next" w:hAnsi="Avenir Next" w:cs="Avenir Next" w:eastAsia="Avenir Next"/>
           <w:b/>
           <w:color w:val="003A70"/>
+          <w:sz w:val="22"/>
+          <w:szCs w:val="18"/>
+        </w:rPr>
+        <w:t xml:space="preserve">Step 2</w:t>
+      </w:r>
+      <w:r>
+        <w:rPr>
+          <w:rFonts w:ascii="Avenir Next" w:hAnsi="Avenir Next" w:cs="Avenir Next" w:eastAsia="Avenir Next"/>
+          <w:color w:val="1A1A1A"/>
           <w:sz w:val="18"/>
           <w:szCs w:val="18"/>
         </w:rPr>
-        <w:t xml:space="preserve">Step 2</w:t>
-      </w:r>
-      <w:r>
-        <w:rPr>
-          <w:rFonts w:ascii="Avenir Next" w:hAnsi="Avenir Next" w:cs="Avenir Next" w:eastAsia="Avenir Next"/>
-          <w:color w:val="1A1A1A"/>
-          <w:sz w:val="18"/>
-          <w:szCs w:val="18"/>
-        </w:rPr>
         <w:tab/>
       </w:r>
       <w:r>
         <w:rPr>
           <w:rFonts w:ascii="Avenir Next" w:hAnsi="Avenir Next" w:cs="Avenir Next" w:eastAsia="Avenir Next"/>
           <w:color w:val="1A1A1A"/>
+          <w:sz w:val="22"/>
+          <w:szCs w:val="21"/>
+        </w:rPr>
+        <w:t xml:space="preserve">Number of days: </w:t>
+      </w:r>
+      <w:r>
+        <w:rPr>
+          <w:rFonts w:ascii="Avenir Next" w:hAnsi="Avenir Next" w:cs="Avenir Next" w:eastAsia="Avenir Next"/>
+          <w:color w:val="1A1A1A"/>
           <w:sz w:val="21"/>
           <w:szCs w:val="21"/>
-        </w:rPr>
-        <w:t xml:space="preserve">Number of days: </w:t>
-      </w:r>
-      <w:r>
-        <w:rPr>
-          <w:rFonts w:ascii="Avenir Next" w:hAnsi="Avenir Next" w:cs="Avenir Next" w:eastAsia="Avenir Next"/>
-          <w:color w:val="1A1A1A"/>
-          <w:sz w:val="21"/>
-          <w:szCs w:val="21"/>
           <w:u w:val="single"/>
         </w:rPr>
         <w:t xml:space="preserve">                </w:t>
@@ -2769,7 +2788,7 @@
         <w:rPr>
           <w:rFonts w:ascii="Avenir Next" w:hAnsi="Avenir Next" w:cs="Avenir Next" w:eastAsia="Avenir Next"/>
           <w:color w:val="1A1A1A"/>
-          <w:sz w:val="21"/>
+          <w:sz w:val="22"/>
           <w:szCs w:val="21"/>
         </w:rPr>
         <w:t xml:space="preserve">.</w:t>
@@ -2789,35 +2808,35 @@
           <w:rFonts w:ascii="Avenir Next" w:hAnsi="Avenir Next" w:cs="Avenir Next" w:eastAsia="Avenir Next"/>
           <w:b/>
           <w:color w:val="003A70"/>
+          <w:sz w:val="22"/>
+          <w:szCs w:val="18"/>
+        </w:rPr>
+        <w:t xml:space="preserve">Step 3</w:t>
+      </w:r>
+      <w:r>
+        <w:rPr>
+          <w:rFonts w:ascii="Avenir Next" w:hAnsi="Avenir Next" w:cs="Avenir Next" w:eastAsia="Avenir Next"/>
+          <w:color w:val="1A1A1A"/>
           <w:sz w:val="18"/>
           <w:szCs w:val="18"/>
         </w:rPr>
-        <w:t xml:space="preserve">Step 3</w:t>
-      </w:r>
-      <w:r>
-        <w:rPr>
-          <w:rFonts w:ascii="Avenir Next" w:hAnsi="Avenir Next" w:cs="Avenir Next" w:eastAsia="Avenir Next"/>
-          <w:color w:val="1A1A1A"/>
-          <w:sz w:val="18"/>
-          <w:szCs w:val="18"/>
-        </w:rPr>
         <w:tab/>
       </w:r>
       <w:r>
         <w:rPr>
           <w:rFonts w:ascii="Avenir Next" w:hAnsi="Avenir Next" w:cs="Avenir Next" w:eastAsia="Avenir Next"/>
           <w:color w:val="1A1A1A"/>
+          <w:sz w:val="22"/>
+          <w:szCs w:val="21"/>
+        </w:rPr>
+        <w:t xml:space="preserve">14 × 2 = </w:t>
+      </w:r>
+      <w:r>
+        <w:rPr>
+          <w:rFonts w:ascii="Avenir Next" w:hAnsi="Avenir Next" w:cs="Avenir Next" w:eastAsia="Avenir Next"/>
+          <w:color w:val="1A1A1A"/>
           <w:sz w:val="21"/>
           <w:szCs w:val="21"/>
-        </w:rPr>
-        <w:t xml:space="preserve">14 × 2 = </w:t>
-      </w:r>
-      <w:r>
-        <w:rPr>
-          <w:rFonts w:ascii="Avenir Next" w:hAnsi="Avenir Next" w:cs="Avenir Next" w:eastAsia="Avenir Next"/>
-          <w:color w:val="1A1A1A"/>
-          <w:sz w:val="21"/>
-          <w:szCs w:val="21"/>
           <w:u w:val="single"/>
         </w:rPr>
         <w:t xml:space="preserve">                </w:t>
@@ -2826,7 +2845,7 @@
         <w:rPr>
           <w:rFonts w:ascii="Avenir Next" w:hAnsi="Avenir Next" w:cs="Avenir Next" w:eastAsia="Avenir Next"/>
           <w:color w:val="1A1A1A"/>
-          <w:sz w:val="21"/>
+          <w:sz w:val="22"/>
           <w:szCs w:val="21"/>
         </w:rPr>
         <w:t xml:space="preserve"> tablets.</w:t>
@@ -2839,6 +2858,7 @@
     </w:p>
     <w:p>
       <w:pPr>
+        <w:pStyle w:val="Heading2"/>
         <w:keepNext/>
         <w:pBdr>
           <w:bottom w:val="single" w:sz="8" w:space="3" w:color="003A70"/>
@@ -2854,7 +2874,7 @@
           <w:b/>
           <w:color w:val="003A70"/>
           <w:spacing w:val="14"/>
-          <w:sz w:val="19"/>
+          <w:sz w:val="22"/>
           <w:szCs w:val="19"/>
         </w:rPr>
         <w:t xml:space="preserve">YOUR TURN</w:t>
@@ -2873,7 +2893,7 @@
           <w:rFonts w:ascii="Avenir Next" w:hAnsi="Avenir Next" w:cs="Avenir Next" w:eastAsia="Avenir Next"/>
           <w:i/>
           <w:color w:val="5A5F66"/>
-          <w:sz w:val="17"/>
+          <w:sz w:val="22"/>
           <w:szCs w:val="17"/>
         </w:rPr>
         <w:t xml:space="preserve">use the steps on your own</w:t>
@@ -3044,7 +3064,7 @@
                       <w:szCs w:val="22"/>
                       <w:u w:val="single"/>
                     </w:rPr>
-                    <w:t xml:space="preserve">        </w:t>
+                    <w:t xml:space="preserve">            </w:t>
                   </w:r>
                 </w:p>
               </w:tc>
@@ -3106,7 +3126,7 @@
                       <w:szCs w:val="22"/>
                       <w:u w:val="single"/>
                     </w:rPr>
-                    <w:t xml:space="preserve">        </w:t>
+                    <w:t xml:space="preserve">            </w:t>
                   </w:r>
                 </w:p>
               </w:tc>
@@ -3174,7 +3194,7 @@
                       <w:szCs w:val="22"/>
                       <w:u w:val="single"/>
                     </w:rPr>
-                    <w:t xml:space="preserve">        </w:t>
+                    <w:t xml:space="preserve">            </w:t>
                   </w:r>
                 </w:p>
               </w:tc>
@@ -3236,7 +3256,7 @@
                       <w:szCs w:val="22"/>
                       <w:u w:val="single"/>
                     </w:rPr>
-                    <w:t xml:space="preserve">        </w:t>
+                    <w:t xml:space="preserve">            </w:t>
                   </w:r>
                 </w:p>
               </w:tc>
@@ -3257,6 +3277,7 @@
     </w:p>
     <w:p>
       <w:pPr>
+        <w:pStyle w:val="Heading2"/>
         <w:keepNext/>
         <w:pBdr>
           <w:bottom w:val="single" w:sz="8" w:space="3" w:color="003A70"/>
@@ -3272,7 +3293,7 @@
           <w:b/>
           <w:color w:val="003A70"/>
           <w:spacing w:val="14"/>
-          <w:sz w:val="19"/>
+          <w:sz w:val="22"/>
           <w:szCs w:val="19"/>
         </w:rPr>
         <w:t xml:space="preserve">READY CHECK</w:t>
@@ -3291,7 +3312,7 @@
           <w:rFonts w:ascii="Avenir Next" w:hAnsi="Avenir Next" w:cs="Avenir Next" w:eastAsia="Avenir Next"/>
           <w:i/>
           <w:color w:val="5A5F66"/>
-          <w:sz w:val="17"/>
+          <w:sz w:val="22"/>
           <w:szCs w:val="17"/>
         </w:rPr>
         <w:t xml:space="preserve">a problem like the one in today’s lesson</w:t>
@@ -3423,25 +3444,25 @@
                       <w:rFonts w:ascii="Avenir Next" w:hAnsi="Avenir Next" w:cs="Avenir Next" w:eastAsia="Avenir Next"/>
                       <w:b/>
                       <w:color w:val="003A70"/>
+                      <w:sz w:val="22"/>
+                      <w:szCs w:val="21"/>
+                    </w:rPr>
+                    <w:t xml:space="preserve">A</w:t>
+                  </w:r>
+                  <w:r>
+                    <w:rPr>
+                      <w:rFonts w:ascii="Avenir Next" w:hAnsi="Avenir Next" w:cs="Avenir Next" w:eastAsia="Avenir Next"/>
+                      <w:color w:val="1A1A1A"/>
                       <w:sz w:val="21"/>
                       <w:szCs w:val="21"/>
                     </w:rPr>
-                    <w:t xml:space="preserve">A</w:t>
-                  </w:r>
-                  <w:r>
-                    <w:rPr>
-                      <w:rFonts w:ascii="Avenir Next" w:hAnsi="Avenir Next" w:cs="Avenir Next" w:eastAsia="Avenir Next"/>
-                      <w:color w:val="1A1A1A"/>
-                      <w:sz w:val="21"/>
-                      <w:szCs w:val="21"/>
-                    </w:rPr>
                     <w:tab/>
                   </w:r>
                   <w:r>
                     <w:rPr>
                       <w:rFonts w:ascii="Avenir Next" w:hAnsi="Avenir Next" w:cs="Avenir Next" w:eastAsia="Avenir Next"/>
                       <w:color w:val="1A1A1A"/>
-                      <w:sz w:val="21"/>
+                      <w:sz w:val="22"/>
                       <w:szCs w:val="21"/>
                     </w:rPr>
                     <w:t xml:space="preserve">14 mg</w:t>
@@ -3466,25 +3487,25 @@
                       <w:rFonts w:ascii="Avenir Next" w:hAnsi="Avenir Next" w:cs="Avenir Next" w:eastAsia="Avenir Next"/>
                       <w:b/>
                       <w:color w:val="003A70"/>
+                      <w:sz w:val="22"/>
+                      <w:szCs w:val="21"/>
+                    </w:rPr>
+                    <w:t xml:space="preserve">B</w:t>
+                  </w:r>
+                  <w:r>
+                    <w:rPr>
+                      <w:rFonts w:ascii="Avenir Next" w:hAnsi="Avenir Next" w:cs="Avenir Next" w:eastAsia="Avenir Next"/>
+                      <w:color w:val="1A1A1A"/>
                       <w:sz w:val="21"/>
                       <w:szCs w:val="21"/>
                     </w:rPr>
-                    <w:t xml:space="preserve">B</w:t>
-                  </w:r>
-                  <w:r>
-                    <w:rPr>
-                      <w:rFonts w:ascii="Avenir Next" w:hAnsi="Avenir Next" w:cs="Avenir Next" w:eastAsia="Avenir Next"/>
-                      <w:color w:val="1A1A1A"/>
-                      <w:sz w:val="21"/>
-                      <w:szCs w:val="21"/>
-                    </w:rPr>
                     <w:tab/>
                   </w:r>
                   <w:r>
                     <w:rPr>
                       <w:rFonts w:ascii="Avenir Next" w:hAnsi="Avenir Next" w:cs="Avenir Next" w:eastAsia="Avenir Next"/>
                       <w:color w:val="1A1A1A"/>
-                      <w:sz w:val="21"/>
+                      <w:sz w:val="22"/>
                       <w:szCs w:val="21"/>
                     </w:rPr>
                     <w:t xml:space="preserve">1.8 mg</w:t>
@@ -3509,25 +3530,25 @@
                       <w:rFonts w:ascii="Avenir Next" w:hAnsi="Avenir Next" w:cs="Avenir Next" w:eastAsia="Avenir Next"/>
                       <w:b/>
                       <w:color w:val="003A70"/>
+                      <w:sz w:val="22"/>
+                      <w:szCs w:val="21"/>
+                    </w:rPr>
+                    <w:t xml:space="preserve">C</w:t>
+                  </w:r>
+                  <w:r>
+                    <w:rPr>
+                      <w:rFonts w:ascii="Avenir Next" w:hAnsi="Avenir Next" w:cs="Avenir Next" w:eastAsia="Avenir Next"/>
+                      <w:color w:val="1A1A1A"/>
                       <w:sz w:val="21"/>
                       <w:szCs w:val="21"/>
                     </w:rPr>
-                    <w:t xml:space="preserve">C</w:t>
-                  </w:r>
-                  <w:r>
-                    <w:rPr>
-                      <w:rFonts w:ascii="Avenir Next" w:hAnsi="Avenir Next" w:cs="Avenir Next" w:eastAsia="Avenir Next"/>
-                      <w:color w:val="1A1A1A"/>
-                      <w:sz w:val="21"/>
-                      <w:szCs w:val="21"/>
-                    </w:rPr>
                     <w:tab/>
                   </w:r>
                   <w:r>
                     <w:rPr>
                       <w:rFonts w:ascii="Avenir Next" w:hAnsi="Avenir Next" w:cs="Avenir Next" w:eastAsia="Avenir Next"/>
                       <w:color w:val="1A1A1A"/>
-                      <w:sz w:val="21"/>
+                      <w:sz w:val="22"/>
                       <w:szCs w:val="21"/>
                     </w:rPr>
                     <w:t xml:space="preserve">4 mg</w:t>
@@ -3552,25 +3573,25 @@
                       <w:rFonts w:ascii="Avenir Next" w:hAnsi="Avenir Next" w:cs="Avenir Next" w:eastAsia="Avenir Next"/>
                       <w:b/>
                       <w:color w:val="003A70"/>
+                      <w:sz w:val="22"/>
+                      <w:szCs w:val="21"/>
+                    </w:rPr>
+                    <w:t xml:space="preserve">D</w:t>
+                  </w:r>
+                  <w:r>
+                    <w:rPr>
+                      <w:rFonts w:ascii="Avenir Next" w:hAnsi="Avenir Next" w:cs="Avenir Next" w:eastAsia="Avenir Next"/>
+                      <w:color w:val="1A1A1A"/>
                       <w:sz w:val="21"/>
                       <w:szCs w:val="21"/>
                     </w:rPr>
-                    <w:t xml:space="preserve">D</w:t>
-                  </w:r>
-                  <w:r>
-                    <w:rPr>
-                      <w:rFonts w:ascii="Avenir Next" w:hAnsi="Avenir Next" w:cs="Avenir Next" w:eastAsia="Avenir Next"/>
-                      <w:color w:val="1A1A1A"/>
-                      <w:sz w:val="21"/>
-                      <w:szCs w:val="21"/>
-                    </w:rPr>
                     <w:tab/>
                   </w:r>
                   <w:r>
                     <w:rPr>
                       <w:rFonts w:ascii="Avenir Next" w:hAnsi="Avenir Next" w:cs="Avenir Next" w:eastAsia="Avenir Next"/>
                       <w:color w:val="1A1A1A"/>
-                      <w:sz w:val="21"/>
+                      <w:sz w:val="22"/>
                       <w:szCs w:val="21"/>
                     </w:rPr>
                     <w:t xml:space="preserve">45 mg</w:t>
@@ -3619,19 +3640,42 @@
         <w:tblLook w:val="0000" w:firstRow="0" w:lastRow="0" w:firstColumn="0" w:lastColumn="0" w:noHBand="1" w:noVBand="1"/>
       </w:tblPr>
       <w:tblGrid>
-        <w:gridCol w:w="2000"/>
-        <w:gridCol w:w="2300"/>
-        <w:gridCol w:w="2100"/>
-        <w:gridCol w:w="3104"/>
+        <w:gridCol w:w="1750"/>
+        <w:gridCol w:w="2500"/>
+        <w:gridCol w:w="2200"/>
+        <w:gridCol w:w="3054"/>
       </w:tblGrid>
       <w:tr>
         <w:trPr>
           <w:cantSplit/>
-          <w:trHeight w:val="320" w:hRule="atLeast"/>
+          <w:trHeight w:val="300" w:hRule="atLeast"/>
         </w:trPr>
         <w:tc>
           <w:tcPr>
-            <w:tcW w:w="2000" w:type="dxa"/>
+            <w:tcW w:w="1750" w:type="dxa"/>
+            <w:vAlign w:val="center"/>
+          </w:tcPr>
+          <w:p>
+            <w:pPr>
+              <w:pStyle w:val="Heading2"/>
+              <w:spacing w:before="0" w:after="0" w:line="240" w:lineRule="auto"/>
+            </w:pPr>
+            <w:r>
+              <w:rPr>
+                <w:rFonts w:ascii="Avenir Next" w:hAnsi="Avenir Next" w:cs="Avenir Next" w:eastAsia="Avenir Next"/>
+                <w:b/>
+                <w:color w:val="003A70"/>
+                <w:spacing w:val="12"/>
+                <w:sz w:val="15"/>
+                <w:szCs w:val="15"/>
+              </w:rPr>
+              <w:t xml:space="preserve">CHECK YOURSELF</w:t>
+            </w:r>
+          </w:p>
+        </w:tc>
+        <w:tc>
+          <w:tcPr>
+            <w:tcW w:w="2500" w:type="dxa"/>
             <w:vAlign w:val="center"/>
           </w:tcPr>
           <w:p>
@@ -3640,20 +3684,27 @@
             </w:pPr>
             <w:r>
               <w:rPr>
-                <w:rFonts w:ascii="Avenir Next" w:hAnsi="Avenir Next" w:cs="Avenir Next" w:eastAsia="Avenir Next"/>
-                <w:b/>
-                <w:color w:val="003A70"/>
-                <w:spacing w:val="12"/>
-                <w:sz w:val="15"/>
-                <w:szCs w:val="15"/>
-              </w:rPr>
-              <w:t xml:space="preserve">CHECK YOURSELF</w:t>
+                <w:rFonts w:ascii="Arial" w:hAnsi="Arial" w:cs="Arial" w:eastAsia="Arial"/>
+                <w:color w:val="1A1A1A"/>
+                <w:sz w:val="20"/>
+                <w:szCs w:val="20"/>
+              </w:rPr>
+              <w:t xml:space="preserve">□</w:t>
+            </w:r>
+            <w:r>
+              <w:rPr>
+                <w:rFonts w:ascii="Avenir Next" w:hAnsi="Avenir Next" w:cs="Avenir Next" w:eastAsia="Avenir Next"/>
+                <w:color w:val="1A1A1A"/>
+                <w:sz w:val="17"/>
+                <w:szCs w:val="17"/>
+              </w:rPr>
+              <w:t xml:space="preserve">  I can do this on my own</w:t>
             </w:r>
           </w:p>
         </w:tc>
         <w:tc>
           <w:tcPr>
-            <w:tcW w:w="2300" w:type="dxa"/>
+            <w:tcW w:w="2200" w:type="dxa"/>
             <w:vAlign w:val="center"/>
           </w:tcPr>
           <w:p>
@@ -3664,8 +3715,8 @@
               <w:rPr>
                 <w:rFonts w:ascii="Arial" w:hAnsi="Arial" w:cs="Arial" w:eastAsia="Arial"/>
                 <w:color w:val="1A1A1A"/>
-                <w:sz w:val="24"/>
-                <w:szCs w:val="24"/>
+                <w:sz w:val="20"/>
+                <w:szCs w:val="20"/>
               </w:rPr>
               <w:t xml:space="preserve">□</w:t>
             </w:r>
@@ -3676,13 +3727,13 @@
                 <w:sz w:val="17"/>
                 <w:szCs w:val="17"/>
               </w:rPr>
-              <w:t xml:space="preserve">  I can do this on my own</w:t>
+              <w:t xml:space="preserve">  I need a little help</w:t>
             </w:r>
           </w:p>
         </w:tc>
         <w:tc>
           <w:tcPr>
-            <w:tcW w:w="2100" w:type="dxa"/>
+            <w:tcW w:w="3054" w:type="dxa"/>
             <w:vAlign w:val="center"/>
           </w:tcPr>
           <w:p>
@@ -3693,37 +3744,8 @@
               <w:rPr>
                 <w:rFonts w:ascii="Arial" w:hAnsi="Arial" w:cs="Arial" w:eastAsia="Arial"/>
                 <w:color w:val="1A1A1A"/>
-                <w:sz w:val="24"/>
-                <w:szCs w:val="24"/>
-              </w:rPr>
-              <w:t xml:space="preserve">□</w:t>
-            </w:r>
-            <w:r>
-              <w:rPr>
-                <w:rFonts w:ascii="Avenir Next" w:hAnsi="Avenir Next" w:cs="Avenir Next" w:eastAsia="Avenir Next"/>
-                <w:color w:val="1A1A1A"/>
-                <w:sz w:val="17"/>
-                <w:szCs w:val="17"/>
-              </w:rPr>
-              <w:t xml:space="preserve">  I need a little help</w:t>
-            </w:r>
-          </w:p>
-        </w:tc>
-        <w:tc>
-          <w:tcPr>
-            <w:tcW w:w="3104" w:type="dxa"/>
-            <w:vAlign w:val="center"/>
-          </w:tcPr>
-          <w:p>
-            <w:pPr>
-              <w:spacing w:before="0" w:after="0" w:line="240" w:lineRule="auto"/>
-            </w:pPr>
-            <w:r>
-              <w:rPr>
-                <w:rFonts w:ascii="Arial" w:hAnsi="Arial" w:cs="Arial" w:eastAsia="Arial"/>
-                <w:color w:val="1A1A1A"/>
-                <w:sz w:val="24"/>
-                <w:szCs w:val="24"/>
+                <w:sz w:val="20"/>
+                <w:szCs w:val="20"/>
               </w:rPr>
               <w:t xml:space="preserve">□</w:t>
             </w:r>
@@ -3758,7 +3780,7 @@
     <w:sectPr>
       <w:footerReference w:type="default" r:id="rIdFooter1"/>
       <w:pgSz w:w="12240" w:h="15840"/>
-      <w:pgMar w:top="893" w:right="1224" w:bottom="835" w:left="1512" w:header="432" w:footer="432" w:gutter="0"/>
+      <w:pgMar w:top="780" w:right="1224" w:bottom="760" w:left="1512" w:header="432" w:footer="432" w:gutter="0"/>
       <w:cols w:space="720"/>
     </w:sectPr>
   </w:body>
@@ -3838,7 +3860,106 @@
               <w:sz w:val="15"/>
               <w:szCs w:val="15"/>
             </w:rPr>
-            <w:t xml:space="preserve">Lesson 3-7  ·  Session 2  ·  Prerequisite Practice B</w:t>
+            <w:t xml:space="preserve">3-7 · Page </w:t>
+          </w:r>
+          <w:r>
+            <w:rPr>
+              <w:rFonts w:ascii="Avenir Next" w:hAnsi="Avenir Next" w:cs="Avenir Next" w:eastAsia="Avenir Next"/>
+              <w:color w:val="5A5F66"/>
+              <w:sz w:val="15"/>
+              <w:szCs w:val="15"/>
+            </w:rPr>
+            <w:fldChar w:fldCharType="begin"/>
+          </w:r>
+          <w:r>
+            <w:rPr>
+              <w:rFonts w:ascii="Avenir Next" w:hAnsi="Avenir Next" w:cs="Avenir Next" w:eastAsia="Avenir Next"/>
+              <w:color w:val="5A5F66"/>
+              <w:sz w:val="15"/>
+              <w:szCs w:val="15"/>
+            </w:rPr>
+            <w:instrText xml:space="preserve"> PAGE </w:instrText>
+          </w:r>
+          <w:r>
+            <w:rPr>
+              <w:rFonts w:ascii="Avenir Next" w:hAnsi="Avenir Next" w:cs="Avenir Next" w:eastAsia="Avenir Next"/>
+              <w:color w:val="5A5F66"/>
+              <w:sz w:val="15"/>
+              <w:szCs w:val="15"/>
+            </w:rPr>
+            <w:fldChar w:fldCharType="separate"/>
+          </w:r>
+          <w:r>
+            <w:rPr>
+              <w:rFonts w:ascii="Avenir Next" w:hAnsi="Avenir Next" w:cs="Avenir Next" w:eastAsia="Avenir Next"/>
+              <w:color w:val="5A5F66"/>
+              <w:sz w:val="15"/>
+              <w:szCs w:val="15"/>
+            </w:rPr>
+            <w:t xml:space="preserve">1</w:t>
+          </w:r>
+          <w:r>
+            <w:rPr>
+              <w:rFonts w:ascii="Avenir Next" w:hAnsi="Avenir Next" w:cs="Avenir Next" w:eastAsia="Avenir Next"/>
+              <w:color w:val="5A5F66"/>
+              <w:sz w:val="15"/>
+              <w:szCs w:val="15"/>
+            </w:rPr>
+            <w:fldChar w:fldCharType="end"/>
+          </w:r>
+          <w:r>
+            <w:rPr>
+              <w:rFonts w:ascii="Avenir Next" w:hAnsi="Avenir Next" w:cs="Avenir Next" w:eastAsia="Avenir Next"/>
+              <w:color w:val="5A5F66"/>
+              <w:sz w:val="15"/>
+              <w:szCs w:val="15"/>
+            </w:rPr>
+            <w:t xml:space="preserve"> of </w:t>
+          </w:r>
+          <w:r>
+            <w:rPr>
+              <w:rFonts w:ascii="Avenir Next" w:hAnsi="Avenir Next" w:cs="Avenir Next" w:eastAsia="Avenir Next"/>
+              <w:color w:val="5A5F66"/>
+              <w:sz w:val="15"/>
+              <w:szCs w:val="15"/>
+            </w:rPr>
+            <w:fldChar w:fldCharType="begin"/>
+          </w:r>
+          <w:r>
+            <w:rPr>
+              <w:rFonts w:ascii="Avenir Next" w:hAnsi="Avenir Next" w:cs="Avenir Next" w:eastAsia="Avenir Next"/>
+              <w:color w:val="5A5F66"/>
+              <w:sz w:val="15"/>
+              <w:szCs w:val="15"/>
+            </w:rPr>
+            <w:instrText xml:space="preserve"> NUMPAGES </w:instrText>
+          </w:r>
+          <w:r>
+            <w:rPr>
+              <w:rFonts w:ascii="Avenir Next" w:hAnsi="Avenir Next" w:cs="Avenir Next" w:eastAsia="Avenir Next"/>
+              <w:color w:val="5A5F66"/>
+              <w:sz w:val="15"/>
+              <w:szCs w:val="15"/>
+            </w:rPr>
+            <w:fldChar w:fldCharType="separate"/>
+          </w:r>
+          <w:r>
+            <w:rPr>
+              <w:rFonts w:ascii="Avenir Next" w:hAnsi="Avenir Next" w:cs="Avenir Next" w:eastAsia="Avenir Next"/>
+              <w:color w:val="5A5F66"/>
+              <w:sz w:val="15"/>
+              <w:szCs w:val="15"/>
+            </w:rPr>
+            <w:t xml:space="preserve">1</w:t>
+          </w:r>
+          <w:r>
+            <w:rPr>
+              <w:rFonts w:ascii="Avenir Next" w:hAnsi="Avenir Next" w:cs="Avenir Next" w:eastAsia="Avenir Next"/>
+              <w:color w:val="5A5F66"/>
+              <w:sz w:val="15"/>
+              <w:szCs w:val="15"/>
+            </w:rPr>
+            <w:fldChar w:fldCharType="end"/>
           </w:r>
         </w:p>
       </w:tc>
@@ -3881,5 +4002,23 @@
       </w:tblCellMar>
     </w:tblPr>
   </w:style>
+  <w:style w:type="paragraph" w:styleId="Heading1">
+    <w:name w:val="heading 1"/>
+    <w:basedOn w:val="Normal"/>
+    <w:pPr>
+      <w:outlineLvl w:val="0"/>
+      <w:keepNext w:val="0"/>
+      <w:keepLines w:val="0"/>
+    </w:pPr>
+  </w:style>
+  <w:style w:type="paragraph" w:styleId="Heading2">
+    <w:name w:val="heading 2"/>
+    <w:basedOn w:val="Normal"/>
+    <w:pPr>
+      <w:outlineLvl w:val="1"/>
+      <w:keepNext w:val="0"/>
+      <w:keepLines w:val="0"/>
+    </w:pPr>
+  </w:style>
 </w:styles>
 </file>